--- a/revisions/2026-10-15/ch01/C언어_종합교과서_이해중심_정식개정판_제1장_1.38-1.40.docx
+++ b/revisions/2026-10-15/ch01/C언어_종합교과서_이해중심_정식개정판_제1장_1.38-1.40.docx
@@ -2011,7 +2011,7 @@
         <w:keepNext/>
       </w:pPr>
       <w:r>
-        <w:t>1.40 열거형·공용체·typedef·비트 필드 — 자료 표현의 의도를 드러내기</w:t>
+        <w:t>1.40 열거형·공용체·typedef·비트 필드 — 자료 표현의 선택</w:t>
       </w:r>
     </w:p>
     <w:p>
